--- a/paper_draft_v7.docx
+++ b/paper_draft_v7.docx
@@ -281,6 +281,12 @@
       </w:pPr>
       <w:r>
         <w:t>7. Effect size and outcome-determinative criterion</w:t>
+      </w:r>
+    </w:p>
+    <w:p>
+      <w:r>
+        <w:t xml:space="preserve">B_j(A,B) is expressed in the same units as the published score difference between competitors — points of margin shift. This makes the statistic directly interpretable: a bias of +1.19 points means judge j shifted the A–B published margin by 1.19 points in A's favor, relative to what the panel would have produced with a neutral mark from j.
+This unit-consistency enables a natural outcome-determinative criterion: an event is classified as outcome-determinative if a judge j satisfies both (i) q ≤ 0.05 under BH-FDR correction within the event, and (ii) B_j(A,B) &gt; margin(A,B), where margin(A,B) is the observed gold–silver score difference. The second condition is directional — only bias in favor of the gold medalist can flip the result — so the absolute value is not taken. Events meeting both conditions are those where removing judge j's competitor-specific differential would have changed the winner. Results for all 142 events are reported in Section 9.3.</w:t>
       </w:r>
     </w:p>
     <w:p>

--- a/paper_draft_v7.docx
+++ b/paper_draft_v7.docx
@@ -2313,7 +2313,7 @@
     </w:p>
     <w:p>
       <w:r>
-        <w:t xml:space="preserve">The ISU-impact analysis pipeline, permutation test implementation, and all scripts used to produce the results in this paper are available at https://github.com/[repository]. The implementation uses Python 3 with NumPy (PCG64 PRNG, seed=20260223).</w:t>
+        <w:t>The ISU-impact analysis pipeline, permutation test implementation, and all scripts used to produce the results in this paper are available at https://github.com/michaelallman1960-max/figure-skating-judge-bias. The implementation uses Python 3 with NumPy (PCG64 PRNG, seed=20260223).</w:t>
       </w:r>
     </w:p>
     <w:p>
